--- a/backend-exhibits/Sharefile to Google MyDrive Standard not included.docx
+++ b/backend-exhibits/Sharefile to Google MyDrive Standard not included.docx
@@ -39,14 +39,14 @@
               <w:ind w:left="52"/>
               <w:jc w:val="center"/>
               <w:rPr>
-                <w:rFonts w:ascii="Arial" w:hAnsi="Arial" w:cs="Arial"/>
+                <w:rFonts w:ascii="Arial" w:hAnsi="Arial" w:cs="Arial" w:eastAsia="Arial"/>
                 <w:sz w:val="21"/>
                 <w:szCs w:val="21"/>
               </w:rPr>
             </w:pPr>
             <w:r>
               <w:rPr>
-                <w:rFonts w:ascii="Arial" w:eastAsia="Arial" w:hAnsi="Arial" w:cs="Arial"/>
+                <w:rFonts w:ascii="Arial" w:hAnsi="Arial" w:cs="Arial" w:eastAsia="Arial"/>
                 <w:b/>
                 <w:sz w:val="21"/>
                 <w:szCs w:val="21"/>
@@ -55,7 +55,7 @@
             </w:r>
             <w:r>
               <w:rPr>
-                <w:rFonts w:ascii="Arial" w:eastAsia="Arial" w:hAnsi="Arial" w:cs="Arial"/>
+                <w:rFonts w:ascii="Arial" w:hAnsi="Arial" w:cs="Arial" w:eastAsia="Arial"/>
                 <w:b/>
                 <w:sz w:val="21"/>
                 <w:szCs w:val="21"/>
@@ -64,7 +64,7 @@
             </w:r>
             <w:r>
               <w:rPr>
-                <w:rFonts w:ascii="Arial" w:eastAsia="Arial" w:hAnsi="Arial" w:cs="Arial"/>
+                <w:rFonts w:ascii="Arial" w:hAnsi="Arial" w:cs="Arial" w:eastAsia="Arial"/>
                 <w:b/>
                 <w:sz w:val="21"/>
                 <w:szCs w:val="21"/>
@@ -73,7 +73,7 @@
             </w:r>
             <w:r>
               <w:rPr>
-                <w:rFonts w:ascii="Arial" w:eastAsia="Arial" w:hAnsi="Arial" w:cs="Arial"/>
+                <w:rFonts w:ascii="Arial" w:hAnsi="Arial" w:cs="Arial" w:eastAsia="Arial"/>
                 <w:b/>
                 <w:sz w:val="21"/>
                 <w:szCs w:val="21"/>
@@ -82,7 +82,7 @@
             </w:r>
             <w:r>
               <w:rPr>
-                <w:rFonts w:ascii="Arial" w:eastAsia="Arial" w:hAnsi="Arial" w:cs="Arial"/>
+                <w:rFonts w:ascii="Arial" w:hAnsi="Arial" w:cs="Arial" w:eastAsia="Arial"/>
                 <w:b/>
                 <w:sz w:val="21"/>
                 <w:szCs w:val="21"/>
@@ -91,7 +91,7 @@
             </w:r>
             <w:r>
               <w:rPr>
-                <w:rFonts w:ascii="Arial" w:eastAsia="Arial" w:hAnsi="Arial" w:cs="Arial"/>
+                <w:rFonts w:ascii="Arial" w:hAnsi="Arial" w:cs="Arial" w:eastAsia="Arial"/>
                 <w:b/>
                 <w:sz w:val="21"/>
                 <w:szCs w:val="21"/>
@@ -100,7 +100,7 @@
             </w:r>
             <w:r>
               <w:rPr>
-                <w:rFonts w:ascii="Arial" w:eastAsia="Arial" w:hAnsi="Arial" w:cs="Arial"/>
+                <w:rFonts w:ascii="Arial" w:hAnsi="Arial" w:cs="Arial" w:eastAsia="Arial"/>
                 <w:b/>
                 <w:sz w:val="21"/>
                 <w:szCs w:val="21"/>
@@ -109,7 +109,7 @@
             </w:r>
             <w:r>
               <w:rPr>
-                <w:rFonts w:ascii="Arial" w:eastAsia="Arial" w:hAnsi="Arial" w:cs="Arial"/>
+                <w:rFonts w:ascii="Arial" w:hAnsi="Arial" w:cs="Arial" w:eastAsia="Arial"/>
                 <w:b/>
                 <w:sz w:val="21"/>
                 <w:szCs w:val="21"/>
@@ -137,7 +137,7 @@
             <w:pPr>
               <w:ind w:left="3"/>
               <w:rPr>
-                <w:rFonts w:ascii="Arial" w:hAnsi="Arial" w:cs="Arial"/>
+                <w:rFonts w:ascii="Arial" w:hAnsi="Arial" w:cs="Arial" w:eastAsia="Arial"/>
                 <w:b/>
                 <w:bCs/>
                 <w:sz w:val="21"/>
@@ -146,7 +146,7 @@
             </w:pPr>
             <w:r>
               <w:rPr>
-                <w:rFonts w:ascii="Arial" w:hAnsi="Arial" w:cs="Arial"/>
+                <w:rFonts w:ascii="Arial" w:hAnsi="Arial" w:cs="Arial" w:eastAsia="Arial"/>
                 <w:b/>
                 <w:bCs/>
                 <w:sz w:val="21"/>
@@ -169,14 +169,14 @@
           <w:p>
             <w:pPr>
               <w:rPr>
-                <w:rFonts w:ascii="Arial" w:hAnsi="Arial" w:cs="Arial"/>
+                <w:rFonts w:ascii="Arial" w:hAnsi="Arial" w:cs="Arial" w:eastAsia="Arial"/>
                 <w:sz w:val="21"/>
                 <w:szCs w:val="21"/>
               </w:rPr>
             </w:pPr>
             <w:r>
               <w:rPr>
-                <w:rFonts w:ascii="Arial" w:hAnsi="Arial" w:cs="Arial"/>
+                <w:rFonts w:ascii="Arial" w:hAnsi="Arial" w:cs="Arial" w:eastAsia="Arial"/>
                 <w:sz w:val="21"/>
                 <w:szCs w:val="21"/>
               </w:rPr>
@@ -203,7 +203,7 @@
             <w:pPr>
               <w:ind w:left="3"/>
               <w:rPr>
-                <w:rFonts w:ascii="Arial" w:hAnsi="Arial" w:cs="Arial"/>
+                <w:rFonts w:ascii="Arial" w:hAnsi="Arial" w:cs="Arial" w:eastAsia="Arial"/>
                 <w:b/>
                 <w:bCs/>
                 <w:sz w:val="21"/>
@@ -212,7 +212,7 @@
             </w:pPr>
             <w:r>
               <w:rPr>
-                <w:rFonts w:ascii="Arial" w:hAnsi="Arial" w:cs="Arial"/>
+                <w:rFonts w:ascii="Arial" w:hAnsi="Arial" w:cs="Arial" w:eastAsia="Arial"/>
                 <w:b/>
                 <w:bCs/>
                 <w:sz w:val="21"/>
@@ -224,7 +224,7 @@
               <w:rPr>
                 <w:b/>
                 <w:bCs/>
-                <w:szCs w:val="22"/>
+                <w:szCs w:val="21"/>
                 <w:shd w:val="clear" w:color="auto" w:fill="8EA9DB"/>
               </w:rPr>
               <w:t xml:space="preserve"> </w:t>
@@ -244,14 +244,14 @@
           <w:p>
             <w:pPr>
               <w:rPr>
-                <w:rFonts w:ascii="Arial" w:hAnsi="Arial" w:cs="Arial"/>
+                <w:rFonts w:ascii="Arial" w:hAnsi="Arial" w:cs="Arial" w:eastAsia="Arial"/>
                 <w:sz w:val="21"/>
                 <w:szCs w:val="21"/>
               </w:rPr>
             </w:pPr>
             <w:r>
               <w:rPr>
-                <w:rFonts w:ascii="Arial" w:hAnsi="Arial" w:cs="Arial"/>
+                <w:rFonts w:ascii="Arial" w:hAnsi="Arial" w:cs="Arial" w:eastAsia="Arial"/>
                 <w:sz w:val="21"/>
                 <w:szCs w:val="21"/>
               </w:rPr>
@@ -260,7 +260,7 @@
             <w:proofErr w:type="spellStart"/>
             <w:r>
               <w:rPr>
-                <w:rFonts w:ascii="Arial" w:hAnsi="Arial" w:cs="Arial"/>
+                <w:rFonts w:ascii="Arial" w:hAnsi="Arial" w:cs="Arial" w:eastAsia="Arial"/>
                 <w:sz w:val="21"/>
                 <w:szCs w:val="21"/>
               </w:rPr>
@@ -269,7 +269,7 @@
             <w:proofErr w:type="spellEnd"/>
             <w:r>
               <w:rPr>
-                <w:rFonts w:ascii="Arial" w:hAnsi="Arial" w:cs="Arial"/>
+                <w:rFonts w:ascii="Arial" w:hAnsi="Arial" w:cs="Arial" w:eastAsia="Arial"/>
                 <w:sz w:val="21"/>
                 <w:szCs w:val="21"/>
               </w:rPr>
@@ -296,7 +296,7 @@
             <w:pPr>
               <w:ind w:left="3"/>
               <w:rPr>
-                <w:rFonts w:ascii="Arial" w:hAnsi="Arial" w:cs="Arial"/>
+                <w:rFonts w:ascii="Arial" w:hAnsi="Arial" w:cs="Arial" w:eastAsia="Arial"/>
                 <w:b/>
                 <w:bCs/>
                 <w:sz w:val="21"/>
@@ -305,7 +305,7 @@
             </w:pPr>
             <w:r>
               <w:rPr>
-                <w:rFonts w:ascii="Arial" w:hAnsi="Arial" w:cs="Arial"/>
+                <w:rFonts w:ascii="Arial" w:hAnsi="Arial" w:cs="Arial" w:eastAsia="Arial"/>
                 <w:b/>
                 <w:bCs/>
                 <w:sz w:val="21"/>
@@ -328,14 +328,14 @@
           <w:p>
             <w:pPr>
               <w:rPr>
-                <w:rFonts w:ascii="Arial" w:hAnsi="Arial" w:cs="Arial"/>
+                <w:rFonts w:ascii="Arial" w:hAnsi="Arial" w:cs="Arial" w:eastAsia="Arial"/>
                 <w:sz w:val="21"/>
                 <w:szCs w:val="21"/>
               </w:rPr>
             </w:pPr>
             <w:r>
               <w:rPr>
-                <w:rFonts w:ascii="Arial" w:hAnsi="Arial" w:cs="Arial"/>
+                <w:rFonts w:ascii="Arial" w:hAnsi="Arial" w:cs="Arial" w:eastAsia="Arial"/>
                 <w:sz w:val="21"/>
                 <w:szCs w:val="21"/>
               </w:rPr>
@@ -362,7 +362,7 @@
             <w:pPr>
               <w:ind w:left="3"/>
               <w:rPr>
-                <w:rFonts w:ascii="Arial" w:hAnsi="Arial" w:cs="Arial"/>
+                <w:rFonts w:ascii="Arial" w:hAnsi="Arial" w:cs="Arial" w:eastAsia="Arial"/>
                 <w:b/>
                 <w:bCs/>
                 <w:sz w:val="21"/>
@@ -371,7 +371,7 @@
             </w:pPr>
             <w:r>
               <w:rPr>
-                <w:rFonts w:ascii="Arial" w:hAnsi="Arial" w:cs="Arial"/>
+                <w:rFonts w:ascii="Arial" w:hAnsi="Arial" w:cs="Arial" w:eastAsia="Arial"/>
                 <w:b/>
                 <w:bCs/>
                 <w:sz w:val="21"/>
@@ -394,7 +394,7 @@
           <w:p>
             <w:pPr>
               <w:rPr>
-                <w:rFonts w:ascii="Arial" w:hAnsi="Arial" w:cs="Arial"/>
+                <w:rFonts w:ascii="Arial" w:hAnsi="Arial" w:cs="Arial" w:eastAsia="Arial"/>
                 <w:b/>
                 <w:bCs/>
                 <w:sz w:val="21"/>
@@ -404,7 +404,7 @@
             <w:proofErr w:type="spellStart"/>
             <w:r>
               <w:rPr>
-                <w:rFonts w:ascii="Arial" w:hAnsi="Arial" w:cs="Arial"/>
+                <w:rFonts w:ascii="Arial" w:hAnsi="Arial" w:cs="Arial" w:eastAsia="Arial"/>
                 <w:sz w:val="21"/>
                 <w:szCs w:val="21"/>
               </w:rPr>
@@ -413,7 +413,7 @@
             <w:proofErr w:type="spellEnd"/>
             <w:r>
               <w:rPr>
-                <w:rFonts w:ascii="Arial" w:hAnsi="Arial" w:cs="Arial"/>
+                <w:rFonts w:ascii="Arial" w:hAnsi="Arial" w:cs="Arial" w:eastAsia="Arial"/>
                 <w:sz w:val="21"/>
                 <w:szCs w:val="21"/>
               </w:rPr>
@@ -422,7 +422,7 @@
             <w:proofErr w:type="gramStart"/>
             <w:r>
               <w:rPr>
-                <w:rFonts w:ascii="Arial" w:hAnsi="Arial" w:cs="Arial"/>
+                <w:rFonts w:ascii="Arial" w:hAnsi="Arial" w:cs="Arial" w:eastAsia="Arial"/>
                 <w:sz w:val="21"/>
                 <w:szCs w:val="21"/>
               </w:rPr>
@@ -431,7 +431,7 @@
             <w:proofErr w:type="gramEnd"/>
             <w:r>
               <w:rPr>
-                <w:rFonts w:ascii="Arial" w:hAnsi="Arial" w:cs="Arial"/>
+                <w:rFonts w:ascii="Arial" w:hAnsi="Arial" w:cs="Arial" w:eastAsia="Arial"/>
                 <w:sz w:val="21"/>
                 <w:szCs w:val="21"/>
               </w:rPr>
@@ -439,7 +439,7 @@
             </w:r>
             <w:r>
               <w:rPr>
-                <w:rFonts w:ascii="Arial" w:hAnsi="Arial" w:cs="Arial"/>
+                <w:rFonts w:ascii="Arial" w:hAnsi="Arial" w:cs="Arial" w:eastAsia="Arial"/>
                 <w:sz w:val="21"/>
                 <w:szCs w:val="21"/>
               </w:rPr>
@@ -466,7 +466,7 @@
             <w:pPr>
               <w:ind w:left="3"/>
               <w:rPr>
-                <w:rFonts w:ascii="Arial" w:hAnsi="Arial" w:cs="Arial"/>
+                <w:rFonts w:ascii="Arial" w:hAnsi="Arial" w:cs="Arial" w:eastAsia="Arial"/>
                 <w:b/>
                 <w:bCs/>
                 <w:sz w:val="21"/>
@@ -475,7 +475,7 @@
             </w:pPr>
             <w:r>
               <w:rPr>
-                <w:rFonts w:ascii="Arial" w:hAnsi="Arial" w:cs="Arial"/>
+                <w:rFonts w:ascii="Arial" w:hAnsi="Arial" w:cs="Arial" w:eastAsia="Arial"/>
                 <w:b/>
                 <w:bCs/>
                 <w:sz w:val="21"/>
@@ -498,7 +498,7 @@
           <w:p>
             <w:pPr>
               <w:rPr>
-                <w:rFonts w:ascii="Arial" w:hAnsi="Arial" w:cs="Arial"/>
+                <w:rFonts w:ascii="Arial" w:hAnsi="Arial" w:cs="Arial" w:eastAsia="Arial"/>
                 <w:sz w:val="21"/>
                 <w:szCs w:val="21"/>
               </w:rPr>
@@ -506,7 +506,7 @@
             <w:proofErr w:type="spellStart"/>
             <w:r>
               <w:rPr>
-                <w:rFonts w:ascii="Arial" w:hAnsi="Arial" w:cs="Arial"/>
+                <w:rFonts w:ascii="Arial" w:hAnsi="Arial" w:cs="Arial" w:eastAsia="Arial"/>
                 <w:sz w:val="21"/>
                 <w:szCs w:val="21"/>
               </w:rPr>
@@ -515,7 +515,7 @@
             <w:proofErr w:type="spellEnd"/>
             <w:r>
               <w:rPr>
-                <w:rFonts w:ascii="Arial" w:hAnsi="Arial" w:cs="Arial"/>
+                <w:rFonts w:ascii="Arial" w:hAnsi="Arial" w:cs="Arial" w:eastAsia="Arial"/>
                 <w:sz w:val="21"/>
                 <w:szCs w:val="21"/>
               </w:rPr>
@@ -541,7 +541,7 @@
           <w:p>
             <w:pPr>
               <w:rPr>
-                <w:rFonts w:ascii="Arial" w:hAnsi="Arial" w:cs="Arial"/>
+                <w:rFonts w:ascii="Arial" w:hAnsi="Arial" w:cs="Arial" w:eastAsia="Arial"/>
                 <w:b/>
                 <w:bCs/>
                 <w:sz w:val="21"/>
@@ -550,7 +550,7 @@
             </w:pPr>
             <w:r>
               <w:rPr>
-                <w:rFonts w:ascii="Arial" w:hAnsi="Arial" w:cs="Arial"/>
+                <w:rFonts w:ascii="Arial" w:hAnsi="Arial" w:cs="Arial" w:eastAsia="Arial"/>
                 <w:b/>
                 <w:bCs/>
                 <w:sz w:val="21"/>
@@ -574,14 +574,14 @@
             <w:pPr>
               <w:spacing w:line="240" w:lineRule="auto"/>
               <w:rPr>
-                <w:rFonts w:ascii="Arial" w:hAnsi="Arial" w:cs="Arial"/>
+                <w:rFonts w:ascii="Arial" w:hAnsi="Arial" w:cs="Arial" w:eastAsia="Arial"/>
                 <w:sz w:val="21"/>
                 <w:szCs w:val="21"/>
               </w:rPr>
             </w:pPr>
             <w:r>
               <w:rPr>
-                <w:rFonts w:ascii="Arial" w:hAnsi="Arial" w:cs="Arial"/>
+                <w:rFonts w:ascii="Arial" w:hAnsi="Arial" w:cs="Arial" w:eastAsia="Arial"/>
                 <w:sz w:val="21"/>
                 <w:szCs w:val="21"/>
               </w:rPr>
@@ -607,10 +607,10 @@
   <w:docDefaults>
     <w:rPrDefault>
       <w:rPr>
-        <w:rFonts w:asciiTheme="minorHAnsi" w:eastAsiaTheme="minorHAnsi" w:hAnsiTheme="minorHAnsi" w:cstheme="minorBidi"/>
+        <w:rFonts w:ascii="Arial" w:hAnsi="Arial" w:cs="Arial" w:eastAsia="Arial"/>
         <w:kern w:val="2"/>
-        <w:sz w:val="24"/>
-        <w:szCs w:val="24"/>
+        <w:sz w:val="21"/>
+        <w:szCs w:val="21"/>
         <w:lang w:val="en-IN" w:eastAsia="en-US" w:bidi="ar-SA"/>
         <w14:ligatures w14:val="standardContextual"/>
       </w:rPr>
@@ -1007,9 +1007,9 @@
       <w:spacing w:line="259" w:lineRule="auto"/>
     </w:pPr>
     <w:rPr>
-      <w:rFonts w:ascii="Calibri" w:eastAsia="Calibri" w:hAnsi="Calibri" w:cs="Calibri"/>
+      <w:rFonts w:ascii="Arial" w:hAnsi="Arial" w:cs="Arial" w:eastAsia="Arial"/>
       <w:color w:val="000000"/>
-      <w:sz w:val="22"/>
+      <w:sz w:val="21"/>
       <w:lang w:eastAsia="en-IN"/>
     </w:rPr>
   </w:style>
@@ -1028,10 +1028,10 @@
       <w:outlineLvl w:val="0"/>
     </w:pPr>
     <w:rPr>
-      <w:rFonts w:asciiTheme="majorHAnsi" w:eastAsiaTheme="majorEastAsia" w:hAnsiTheme="majorHAnsi" w:cstheme="majorBidi"/>
+      <w:rFonts w:ascii="Arial" w:hAnsi="Arial" w:cs="Arial" w:eastAsia="Arial"/>
       <w:color w:val="0F4761" w:themeColor="accent1" w:themeShade="BF"/>
-      <w:sz w:val="40"/>
-      <w:szCs w:val="40"/>
+      <w:sz w:val="21"/>
+      <w:szCs w:val="21"/>
       <w:lang w:eastAsia="en-US"/>
     </w:rPr>
   </w:style>
@@ -1052,10 +1052,10 @@
       <w:outlineLvl w:val="1"/>
     </w:pPr>
     <w:rPr>
-      <w:rFonts w:asciiTheme="majorHAnsi" w:eastAsiaTheme="majorEastAsia" w:hAnsiTheme="majorHAnsi" w:cstheme="majorBidi"/>
+      <w:rFonts w:ascii="Arial" w:hAnsi="Arial" w:cs="Arial" w:eastAsia="Arial"/>
       <w:color w:val="0F4761" w:themeColor="accent1" w:themeShade="BF"/>
-      <w:sz w:val="32"/>
-      <w:szCs w:val="32"/>
+      <w:sz w:val="21"/>
+      <w:szCs w:val="21"/>
       <w:lang w:eastAsia="en-US"/>
     </w:rPr>
   </w:style>
@@ -1076,10 +1076,10 @@
       <w:outlineLvl w:val="2"/>
     </w:pPr>
     <w:rPr>
-      <w:rFonts w:asciiTheme="minorHAnsi" w:eastAsiaTheme="majorEastAsia" w:hAnsiTheme="minorHAnsi" w:cstheme="majorBidi"/>
+      <w:rFonts w:ascii="Arial" w:hAnsi="Arial" w:cs="Arial" w:eastAsia="Arial"/>
       <w:color w:val="0F4761" w:themeColor="accent1" w:themeShade="BF"/>
-      <w:sz w:val="28"/>
-      <w:szCs w:val="28"/>
+      <w:sz w:val="21"/>
+      <w:szCs w:val="21"/>
       <w:lang w:eastAsia="en-US"/>
     </w:rPr>
   </w:style>
@@ -1100,11 +1100,11 @@
       <w:outlineLvl w:val="3"/>
     </w:pPr>
     <w:rPr>
-      <w:rFonts w:asciiTheme="minorHAnsi" w:eastAsiaTheme="majorEastAsia" w:hAnsiTheme="minorHAnsi" w:cstheme="majorBidi"/>
+      <w:rFonts w:ascii="Arial" w:hAnsi="Arial" w:cs="Arial" w:eastAsia="Arial"/>
       <w:i/>
       <w:iCs/>
       <w:color w:val="0F4761" w:themeColor="accent1" w:themeShade="BF"/>
-      <w:sz w:val="24"/>
+      <w:sz w:val="21"/>
       <w:lang w:eastAsia="en-US"/>
     </w:rPr>
   </w:style>
@@ -1125,9 +1125,9 @@
       <w:outlineLvl w:val="4"/>
     </w:pPr>
     <w:rPr>
-      <w:rFonts w:asciiTheme="minorHAnsi" w:eastAsiaTheme="majorEastAsia" w:hAnsiTheme="minorHAnsi" w:cstheme="majorBidi"/>
+      <w:rFonts w:ascii="Arial" w:hAnsi="Arial" w:cs="Arial" w:eastAsia="Arial"/>
       <w:color w:val="0F4761" w:themeColor="accent1" w:themeShade="BF"/>
-      <w:sz w:val="24"/>
+      <w:sz w:val="21"/>
       <w:lang w:eastAsia="en-US"/>
     </w:rPr>
   </w:style>
@@ -1148,11 +1148,11 @@
       <w:outlineLvl w:val="5"/>
     </w:pPr>
     <w:rPr>
-      <w:rFonts w:asciiTheme="minorHAnsi" w:eastAsiaTheme="majorEastAsia" w:hAnsiTheme="minorHAnsi" w:cstheme="majorBidi"/>
+      <w:rFonts w:ascii="Arial" w:hAnsi="Arial" w:cs="Arial" w:eastAsia="Arial"/>
       <w:i/>
       <w:iCs/>
       <w:color w:val="595959" w:themeColor="text1" w:themeTint="A6"/>
-      <w:sz w:val="24"/>
+      <w:sz w:val="21"/>
       <w:lang w:eastAsia="en-US"/>
     </w:rPr>
   </w:style>
@@ -1173,9 +1173,9 @@
       <w:outlineLvl w:val="6"/>
     </w:pPr>
     <w:rPr>
-      <w:rFonts w:asciiTheme="minorHAnsi" w:eastAsiaTheme="majorEastAsia" w:hAnsiTheme="minorHAnsi" w:cstheme="majorBidi"/>
+      <w:rFonts w:ascii="Arial" w:hAnsi="Arial" w:cs="Arial" w:eastAsia="Arial"/>
       <w:color w:val="595959" w:themeColor="text1" w:themeTint="A6"/>
-      <w:sz w:val="24"/>
+      <w:sz w:val="21"/>
       <w:lang w:eastAsia="en-US"/>
     </w:rPr>
   </w:style>
@@ -1196,11 +1196,11 @@
       <w:outlineLvl w:val="7"/>
     </w:pPr>
     <w:rPr>
-      <w:rFonts w:asciiTheme="minorHAnsi" w:eastAsiaTheme="majorEastAsia" w:hAnsiTheme="minorHAnsi" w:cstheme="majorBidi"/>
+      <w:rFonts w:ascii="Arial" w:hAnsi="Arial" w:cs="Arial" w:eastAsia="Arial"/>
       <w:i/>
       <w:iCs/>
       <w:color w:val="272727" w:themeColor="text1" w:themeTint="D8"/>
-      <w:sz w:val="24"/>
+      <w:sz w:val="21"/>
       <w:lang w:eastAsia="en-US"/>
     </w:rPr>
   </w:style>
@@ -1221,9 +1221,9 @@
       <w:outlineLvl w:val="8"/>
     </w:pPr>
     <w:rPr>
-      <w:rFonts w:asciiTheme="minorHAnsi" w:eastAsiaTheme="majorEastAsia" w:hAnsiTheme="minorHAnsi" w:cstheme="majorBidi"/>
+      <w:rFonts w:ascii="Arial" w:hAnsi="Arial" w:cs="Arial" w:eastAsia="Arial"/>
       <w:color w:val="272727" w:themeColor="text1" w:themeTint="D8"/>
-      <w:sz w:val="24"/>
+      <w:sz w:val="21"/>
       <w:lang w:eastAsia="en-US"/>
     </w:rPr>
   </w:style>
@@ -1261,10 +1261,10 @@
     <w:uiPriority w:val="9"/>
     <w:rsid w:val="00C44E90"/>
     <w:rPr>
-      <w:rFonts w:asciiTheme="majorHAnsi" w:eastAsiaTheme="majorEastAsia" w:hAnsiTheme="majorHAnsi" w:cstheme="majorBidi"/>
+      <w:rFonts w:ascii="Arial" w:hAnsi="Arial" w:cs="Arial" w:eastAsia="Arial"/>
       <w:color w:val="0F4761" w:themeColor="accent1" w:themeShade="BF"/>
-      <w:sz w:val="40"/>
-      <w:szCs w:val="40"/>
+      <w:sz w:val="21"/>
+      <w:szCs w:val="21"/>
     </w:rPr>
   </w:style>
   <w:style w:type="character" w:customStyle="1" w:styleId="Heading2Char">
@@ -1275,10 +1275,10 @@
     <w:semiHidden/>
     <w:rsid w:val="00C44E90"/>
     <w:rPr>
-      <w:rFonts w:asciiTheme="majorHAnsi" w:eastAsiaTheme="majorEastAsia" w:hAnsiTheme="majorHAnsi" w:cstheme="majorBidi"/>
+      <w:rFonts w:ascii="Arial" w:hAnsi="Arial" w:cs="Arial" w:eastAsia="Arial"/>
       <w:color w:val="0F4761" w:themeColor="accent1" w:themeShade="BF"/>
-      <w:sz w:val="32"/>
-      <w:szCs w:val="32"/>
+      <w:sz w:val="21"/>
+      <w:szCs w:val="21"/>
     </w:rPr>
   </w:style>
   <w:style w:type="character" w:customStyle="1" w:styleId="Heading3Char">
@@ -1289,10 +1289,10 @@
     <w:semiHidden/>
     <w:rsid w:val="00C44E90"/>
     <w:rPr>
-      <w:rFonts w:eastAsiaTheme="majorEastAsia" w:cstheme="majorBidi"/>
+      <w:rFonts w:ascii="Arial" w:hAnsi="Arial" w:cs="Arial" w:eastAsia="Arial"/>
       <w:color w:val="0F4761" w:themeColor="accent1" w:themeShade="BF"/>
-      <w:sz w:val="28"/>
-      <w:szCs w:val="28"/>
+      <w:sz w:val="21"/>
+      <w:szCs w:val="21"/>
     </w:rPr>
   </w:style>
   <w:style w:type="character" w:customStyle="1" w:styleId="Heading4Char">
@@ -1303,7 +1303,7 @@
     <w:semiHidden/>
     <w:rsid w:val="00C44E90"/>
     <w:rPr>
-      <w:rFonts w:eastAsiaTheme="majorEastAsia" w:cstheme="majorBidi"/>
+      <w:rFonts w:ascii="Arial" w:hAnsi="Arial" w:cs="Arial" w:eastAsia="Arial"/>
       <w:i/>
       <w:iCs/>
       <w:color w:val="0F4761" w:themeColor="accent1" w:themeShade="BF"/>
@@ -1317,7 +1317,7 @@
     <w:semiHidden/>
     <w:rsid w:val="00C44E90"/>
     <w:rPr>
-      <w:rFonts w:eastAsiaTheme="majorEastAsia" w:cstheme="majorBidi"/>
+      <w:rFonts w:ascii="Arial" w:hAnsi="Arial" w:cs="Arial" w:eastAsia="Arial"/>
       <w:color w:val="0F4761" w:themeColor="accent1" w:themeShade="BF"/>
     </w:rPr>
   </w:style>
@@ -1329,7 +1329,7 @@
     <w:semiHidden/>
     <w:rsid w:val="00C44E90"/>
     <w:rPr>
-      <w:rFonts w:eastAsiaTheme="majorEastAsia" w:cstheme="majorBidi"/>
+      <w:rFonts w:ascii="Arial" w:hAnsi="Arial" w:cs="Arial" w:eastAsia="Arial"/>
       <w:i/>
       <w:iCs/>
       <w:color w:val="595959" w:themeColor="text1" w:themeTint="A6"/>
@@ -1343,7 +1343,7 @@
     <w:semiHidden/>
     <w:rsid w:val="00C44E90"/>
     <w:rPr>
-      <w:rFonts w:eastAsiaTheme="majorEastAsia" w:cstheme="majorBidi"/>
+      <w:rFonts w:ascii="Arial" w:hAnsi="Arial" w:cs="Arial" w:eastAsia="Arial"/>
       <w:color w:val="595959" w:themeColor="text1" w:themeTint="A6"/>
     </w:rPr>
   </w:style>
@@ -1355,7 +1355,7 @@
     <w:semiHidden/>
     <w:rsid w:val="00C44E90"/>
     <w:rPr>
-      <w:rFonts w:eastAsiaTheme="majorEastAsia" w:cstheme="majorBidi"/>
+      <w:rFonts w:ascii="Arial" w:hAnsi="Arial" w:cs="Arial" w:eastAsia="Arial"/>
       <w:i/>
       <w:iCs/>
       <w:color w:val="272727" w:themeColor="text1" w:themeTint="D8"/>
@@ -1369,7 +1369,7 @@
     <w:semiHidden/>
     <w:rsid w:val="00C44E90"/>
     <w:rPr>
-      <w:rFonts w:eastAsiaTheme="majorEastAsia" w:cstheme="majorBidi"/>
+      <w:rFonts w:ascii="Arial" w:hAnsi="Arial" w:cs="Arial" w:eastAsia="Arial"/>
       <w:color w:val="272727" w:themeColor="text1" w:themeTint="D8"/>
     </w:rPr>
   </w:style>
@@ -1386,12 +1386,12 @@
       <w:contextualSpacing/>
     </w:pPr>
     <w:rPr>
-      <w:rFonts w:asciiTheme="majorHAnsi" w:eastAsiaTheme="majorEastAsia" w:hAnsiTheme="majorHAnsi" w:cstheme="majorBidi"/>
+      <w:rFonts w:ascii="Arial" w:hAnsi="Arial" w:cs="Arial" w:eastAsia="Arial"/>
       <w:color w:val="auto"/>
       <w:spacing w:val="-10"/>
       <w:kern w:val="28"/>
-      <w:sz w:val="56"/>
-      <w:szCs w:val="56"/>
+      <w:sz w:val="21"/>
+      <w:szCs w:val="21"/>
       <w:lang w:eastAsia="en-US"/>
     </w:rPr>
   </w:style>
@@ -1402,11 +1402,11 @@
     <w:uiPriority w:val="10"/>
     <w:rsid w:val="00C44E90"/>
     <w:rPr>
-      <w:rFonts w:asciiTheme="majorHAnsi" w:eastAsiaTheme="majorEastAsia" w:hAnsiTheme="majorHAnsi" w:cstheme="majorBidi"/>
+      <w:rFonts w:ascii="Arial" w:hAnsi="Arial" w:cs="Arial" w:eastAsia="Arial"/>
       <w:spacing w:val="-10"/>
       <w:kern w:val="28"/>
-      <w:sz w:val="56"/>
-      <w:szCs w:val="56"/>
+      <w:sz w:val="21"/>
+      <w:szCs w:val="21"/>
     </w:rPr>
   </w:style>
   <w:style w:type="paragraph" w:styleId="Subtitle">
@@ -1424,11 +1424,11 @@
       <w:spacing w:line="278" w:lineRule="auto"/>
     </w:pPr>
     <w:rPr>
-      <w:rFonts w:asciiTheme="minorHAnsi" w:eastAsiaTheme="majorEastAsia" w:hAnsiTheme="minorHAnsi" w:cstheme="majorBidi"/>
+      <w:rFonts w:ascii="Arial" w:hAnsi="Arial" w:cs="Arial" w:eastAsia="Arial"/>
       <w:color w:val="595959" w:themeColor="text1" w:themeTint="A6"/>
       <w:spacing w:val="15"/>
-      <w:sz w:val="28"/>
-      <w:szCs w:val="28"/>
+      <w:sz w:val="21"/>
+      <w:szCs w:val="21"/>
       <w:lang w:eastAsia="en-US"/>
     </w:rPr>
   </w:style>
@@ -1439,11 +1439,11 @@
     <w:uiPriority w:val="11"/>
     <w:rsid w:val="00C44E90"/>
     <w:rPr>
-      <w:rFonts w:eastAsiaTheme="majorEastAsia" w:cstheme="majorBidi"/>
+      <w:rFonts w:ascii="Arial" w:hAnsi="Arial" w:cs="Arial" w:eastAsia="Arial"/>
       <w:color w:val="595959" w:themeColor="text1" w:themeTint="A6"/>
       <w:spacing w:val="15"/>
-      <w:sz w:val="28"/>
-      <w:szCs w:val="28"/>
+      <w:sz w:val="21"/>
+      <w:szCs w:val="21"/>
     </w:rPr>
   </w:style>
   <w:style w:type="paragraph" w:styleId="Quote">
@@ -1459,11 +1459,11 @@
       <w:jc w:val="center"/>
     </w:pPr>
     <w:rPr>
-      <w:rFonts w:asciiTheme="minorHAnsi" w:eastAsiaTheme="minorHAnsi" w:hAnsiTheme="minorHAnsi" w:cstheme="minorBidi"/>
+      <w:rFonts w:ascii="Arial" w:hAnsi="Arial" w:cs="Arial" w:eastAsia="Arial"/>
       <w:i/>
       <w:iCs/>
       <w:color w:val="404040" w:themeColor="text1" w:themeTint="BF"/>
-      <w:sz w:val="24"/>
+      <w:sz w:val="21"/>
       <w:lang w:eastAsia="en-US"/>
     </w:rPr>
   </w:style>
@@ -1491,9 +1491,9 @@
       <w:contextualSpacing/>
     </w:pPr>
     <w:rPr>
-      <w:rFonts w:asciiTheme="minorHAnsi" w:eastAsiaTheme="minorHAnsi" w:hAnsiTheme="minorHAnsi" w:cstheme="minorBidi"/>
+      <w:rFonts w:ascii="Arial" w:hAnsi="Arial" w:cs="Arial" w:eastAsia="Arial"/>
       <w:color w:val="auto"/>
-      <w:sz w:val="24"/>
+      <w:sz w:val="21"/>
       <w:lang w:eastAsia="en-US"/>
     </w:rPr>
   </w:style>
@@ -1527,11 +1527,11 @@
       <w:jc w:val="center"/>
     </w:pPr>
     <w:rPr>
-      <w:rFonts w:asciiTheme="minorHAnsi" w:eastAsiaTheme="minorHAnsi" w:hAnsiTheme="minorHAnsi" w:cstheme="minorBidi"/>
+      <w:rFonts w:ascii="Arial" w:hAnsi="Arial" w:cs="Arial" w:eastAsia="Arial"/>
       <w:i/>
       <w:iCs/>
       <w:color w:val="0F4761" w:themeColor="accent1" w:themeShade="BF"/>
-      <w:sz w:val="24"/>
+      <w:sz w:val="21"/>
       <w:lang w:eastAsia="en-US"/>
     </w:rPr>
   </w:style>
@@ -1568,7 +1568,7 @@
       <w:spacing w:after="0" w:line="240" w:lineRule="auto"/>
     </w:pPr>
     <w:rPr>
-      <w:rFonts w:eastAsiaTheme="minorEastAsia"/>
+      <w:rFonts w:ascii="Arial" w:hAnsi="Arial" w:cs="Arial" w:eastAsia="Arial"/>
       <w:lang w:eastAsia="en-IN"/>
     </w:rPr>
     <w:tblPr>
